--- a/por/docx/021.content.docx
+++ b/por/docx/021.content.docx
@@ -54728,7 +54728,7 @@
         <w:rPr>
           <w:lang w:val="pt_PT" w:bidi="pt_PT"/>
         </w:rPr>
-        <w:t>Uma experiência de sofrimento, angústia, problema ou perseguição. A palavra grega aparece no Novo Testamento cerca de 45 vezes. Há uma palavra hebraica que aparece em quatro ou cinco passagens do Antigo Testamento, nunca nos livros proféticos. O Novo Testamento é a principal fonte de significado para essa palavra.</w:t>
+        <w:t xml:space="preserve">Uma experiência de sofrimento, angústia, problema ou perseguição. </w:t>
       </w:r>
     </w:p>
     <w:p>

--- a/por/docx/021.content.docx
+++ b/por/docx/021.content.docx
@@ -150,26 +150,6 @@
           <w:lang w:val="pt_PT" w:bidi="pt_PT"/>
         </w:rPr>
         <w:t>T</w:t>
-      </w:r>
-      <w:r>
-        <w:rPr>
-          <w:lang w:val="pt_PT" w:bidi="pt_PT"/>
-        </w:rPr>
-      </w:r>
-    </w:p>
-    <w:p>
-      <w:pPr/>
-      <w:r>
-        <w:rPr>
-          <w:lang w:val="pt_PT" w:bidi="pt_PT"/>
-        </w:rPr>
-      </w:r>
-      <w:r>
-        <w:rPr>
-          <w:i/>
-          <w:lang w:val="pt_PT" w:bidi="pt_PT"/>
-        </w:rPr>
-        <w:t>Taã, Taanaque, Taanate-Siló, Taás, Taate (lugar), Taate (Pessoa), Tabaote, Tabate, Tabeel, Tabeal, Taberá, Tabernáculo, Tabita, Tablete, Tabletes de Ebla, Taboa, Tabor (lugar), Tabor, Carvalho de, Tabor, Monte, Tabrimom, Tabriom, Tabuleta de Argila, Taciano, Tácito, Cornélio, Tacmonita, Tacmoni, Tadeu, O apóstolo, Tadmor, Tafate, Tafnes (Lugar), Tafnes (Pessoa), Tahanita, Talento, Talitá Cumi*, Talmai, Talmom, Talmude*, Tamá, Tamá, Tamar (Lugar), Tamar (Pessoa), Tâmara, Tamargueira, Tamargueira, Tamborim, Tampa da arca, Tamuz, Tanaim, Tangedor, Tanque de Bronze, Tanque do rei, Tanumete, Tapua (Lugar), Tapua (Pessoa), Tara, Tarala, Taréia, Tareia, Taréia, Targum, Tarpel, tarpelitas, Társis, Társis (Lugar), Társis (pessoa), Tartã, Tartaque, Tartaruga, Tatenai, Tatim-Hodsi, Tear, Teatro, Tebá, Tebá (Lugar), Teba (Pessoa), Tebalias, Tebas, Tebes, Tebete, Tecelagem, Tecido e fabricação de tecidos, Tecoa, tecoítas, Teilaim (lugar), Teína, Tel-Abibe, Tel-Harsa, Tel-Melá, Telá, Telaim, Telassar, Telém (Pessoa), Tell, Tema (lugar), Temã (Lugar), Tema (Pessoa), Temã (Pessoa), Temá, Tema, Temeni, Temente a Deus, Templo, Templo de Zeus Olímpico, Tempo, Tenda, Tenda do Encontro, Tentador, Tentar, Tentação, Teocracia, Teofania, Teófilo, Tequel, Terá, Tera (lugar), Tera (Pessoa), Terafins, Tércio, Terebinto, Teres, Terra, Terra, Terra, Nova, Terremoto, Tértulo, Tesoureiro, Tessalônica, Tessalonicenses, Primeira carta aos, Tessalonicenses, Segunda Carta aos, Testamento, Teste, Testemunha, Testemunho, Testemunho, Altar do, Tetragrama, Tetrarca*, Teudas, Texto Massorético, Texto Ocidental, Textos de execração, Textus Receptus, Texugo, Tiago (Pessoa), Tiago, Carta De, Tiatira, Tiberíades, Tiberíades, Mar de, Tibério, Tibni, Tício Justo, Ticva, Ticvá, Tidal, Tifsa, Tigela, Tiglate-Pileser, Tijolo, Forno de tijolos, Til, Tilgate-Pilneser, Tilom, Timão, Timeu, Timna (Lugar), Timna (Pessoa), Timnate, Timnate-Heres, Timnate-Sera, Timnita, Timóteo (pessoa), Timóteo, Primeira Carta A, TIMOTÉO, Segunda Carta a, Tinha, Tinta, Tinteiro, Tipo, Tíquico, Tiraca, Tiraná, Tirano, Salão de, Tiras, Tirás, Tiratitas, Tiria, Tiro, Tirsata, Tirza (lugar), Tirza (pessoa), Tisbe, Tisri, Tito (Pessoa), Tito César, Tito, Carta A, Títulos dos Salmos, Tiz, Toá, Tobe, Tobe-Adonias, Tobias, Tobias, Livro de, Tobite (Pessoa), Tocate, Todo-Poderoso, Tofel, Tofete, Togarma, Toí, Tola, Tolade, Tolaíta, Tomé, O Apóstolo, Topázio, Toquém, Torá*, Torre, Torre de Babel, Torre de Siloé, Torre de Siloé, Torre de Siquém, Torre de vigia, Torre dos Cem, Torre dos Fornos, Torre, Fortaleza, Toú, Toupeira, Touro selvagem, Touro, Novilho, Trabalho, Traça, Traconites, Traconitis, Tradição, Tradição oral, Trajano, Transfiguração*, Transformação, Transgressão, Transjordânia, Três Vendas, Tribo de Levi, Tribos, Territórios das, Tribulação, Tribunais e julgamentos, Tribuno, Tributário, tributo, Tricotomia, Trifena, Trifosa, Trigo, Trindade, Tristeza, Trôade, Trófimo, Trogílio, Trombeta, Troncos, Trono, Trono do julgamento, Trovão, Filhos Do, Tubal, Tubalcaim, Tuberculose, Tulipa, Tumba, Tumim, Tumor, Túmulo de Raquel, Túnel de Ezequias, Túnel de Siloé, Túnica, Tutemés, Tutor</w:t>
       </w:r>
       <w:r>
         <w:rPr>

--- a/por/docx/021.content.docx
+++ b/por/docx/021.content.docx
@@ -19,7 +19,7 @@
         <w:rPr>
           <w:lang w:val="pt_PT" w:bidi="pt_PT"/>
         </w:rPr>
-        <w:t>Resource: Dicionário Bíblico (Tyndale)</w:t>
+        <w:t>Resource: Tyndale Open Bible Dictionary</w:t>
       </w:r>
       <w:r>
         <w:rPr>
@@ -112,7 +112,7 @@
         <w:rPr>
           <w:lang w:val="pt_PT" w:bidi="pt_PT"/>
         </w:rPr>
-        <w:t>Dicionário Bíblico (Tyndale)</w:t>
+        <w:t>Tyndale Open Bible Dictionary</w:t>
       </w:r>
     </w:p>
     <w:p>

--- a/por/docx/021.content.docx
+++ b/por/docx/021.content.docx
@@ -19,7 +19,7 @@
         <w:rPr>
           <w:lang w:val="pt_PT" w:bidi="pt_PT"/>
         </w:rPr>
-        <w:t>Resource: Tyndale Open Bible Dictionary</w:t>
+        <w:t>Resource: Aquifer Open Bible Dictionary</w:t>
       </w:r>
       <w:r>
         <w:rPr>
@@ -112,7 +112,7 @@
         <w:rPr>
           <w:lang w:val="pt_PT" w:bidi="pt_PT"/>
         </w:rPr>
-        <w:t>Tyndale Open Bible Dictionary</w:t>
+        <w:t>Aquifer Open Bible Dictionary</w:t>
       </w:r>
     </w:p>
     <w:p>
